--- a/docs/TRABAJO_COMPLETO_DATA_CENTER_CASO_Y_MAPA.docx
+++ b/docs/TRABAJO_COMPLETO_DATA_CENTER_CASO_Y_MAPA.docx
@@ -137,12 +137,7 @@
           </w:tcPr>
           <w:p>
             <w:r>
-              <w:rPr>
-                <w:rFonts w:ascii="Arial" w:hAnsi="Arial"/>
-                <w:color w:val="212529"/>
-                <w:sz w:val="20"/>
-              </w:rPr>
-              <w:t>Prof. Javier Eduardo Jaramillo Atoche</w:t>
+              <w:t>Dr. Javier Eduardo Jaramillo Atoche</w:t>
             </w:r>
           </w:p>
         </w:tc>
